--- a/00-首页/题组Word/初赛模拟卷/初赛模拟卷X（非有机·学生版）.docx
+++ b/00-首页/题组Word/初赛模拟卷/初赛模拟卷X（非有机·学生版）.docx
@@ -53155,9 +53155,6 @@
         <m:oMath>
           <m:eqArr>
             <m:e>
-              <m:r>
-                <m:t>&amp;</m:t>
-              </m:r>
               <m:sSub>
                 <m:e>
                   <m:r>
@@ -53371,9 +53368,6 @@
               </m:sSup>
             </m:e>
             <m:e>
-              <m:r>
-                <m:t>&amp;</m:t>
-              </m:r>
               <m:sSub>
                 <m:e>
                   <m:r>
@@ -53615,9 +53609,6 @@
               </m:sSup>
             </m:e>
             <m:e>
-              <m:r>
-                <m:t>&amp;</m:t>
-              </m:r>
               <m:sSub>
                 <m:e>
                   <m:r>
